--- a/Mandats/Mandat_2-Back-End/Documentation Mandat 2.docx
+++ b/Mandats/Mandat_2-Back-End/Documentation Mandat 2.docx
@@ -136,7 +136,6 @@
           <w:szCs w:val="40"/>
         </w:rPr>
       </w:pPr>
-      <w:proofErr w:type="spellStart"/>
       <w:r>
         <w:rPr>
           <w:rFonts w:ascii="Avenir Next LT Pro Demi" w:hAnsi="Avenir Next LT Pro Demi"/>
@@ -147,7 +146,6 @@
         </w:rPr>
         <w:t>Glodie</w:t>
       </w:r>
-      <w:proofErr w:type="spellEnd"/>
     </w:p>
     <w:p>
       <w:pPr>
@@ -735,23 +733,13 @@
           <w:szCs w:val="28"/>
         </w:rPr>
       </w:pPr>
-      <w:proofErr w:type="spellStart"/>
       <w:r>
         <w:rPr>
           <w:sz w:val="28"/>
           <w:szCs w:val="28"/>
           <w:highlight w:val="yellow"/>
         </w:rPr>
-        <w:t>verifyToken</w:t>
-      </w:r>
-      <w:proofErr w:type="spellEnd"/>
-      <w:r>
-        <w:rPr>
-          <w:sz w:val="28"/>
-          <w:szCs w:val="28"/>
-          <w:highlight w:val="yellow"/>
-        </w:rPr>
-        <w:t>()</w:t>
+        <w:t>verifyToken()</w:t>
       </w:r>
       <w:r>
         <w:rPr>
@@ -780,7 +768,6 @@
           <w:szCs w:val="28"/>
         </w:rPr>
       </w:pPr>
-      <w:proofErr w:type="spellStart"/>
       <w:r>
         <w:rPr>
           <w:sz w:val="28"/>
@@ -795,16 +782,7 @@
           <w:szCs w:val="28"/>
           <w:highlight w:val="yellow"/>
         </w:rPr>
-        <w:t>Role</w:t>
-      </w:r>
-      <w:proofErr w:type="spellEnd"/>
-      <w:r>
-        <w:rPr>
-          <w:sz w:val="28"/>
-          <w:szCs w:val="28"/>
-          <w:highlight w:val="yellow"/>
-        </w:rPr>
-        <w:t>()</w:t>
+        <w:t>Role()</w:t>
       </w:r>
       <w:r>
         <w:rPr>
@@ -1185,21 +1163,7 @@
           <w:sz w:val="28"/>
           <w:szCs w:val="28"/>
         </w:rPr>
-        <w:t xml:space="preserve"> tels que </w:t>
-      </w:r>
-      <w:r>
-        <w:rPr>
-          <w:sz w:val="28"/>
-          <w:szCs w:val="28"/>
-        </w:rPr>
-        <w:t xml:space="preserve">créer, modifier, supprimer, lister des </w:t>
-      </w:r>
-      <w:r>
-        <w:rPr>
-          <w:sz w:val="28"/>
-          <w:szCs w:val="28"/>
-        </w:rPr>
-        <w:t>clients</w:t>
+        <w:t xml:space="preserve"> tels que créer, modifier, supprimer, lister des clients</w:t>
       </w:r>
     </w:p>
     <w:p>
@@ -1437,21 +1401,7 @@
           <w:sz w:val="28"/>
           <w:szCs w:val="28"/>
         </w:rPr>
-        <w:t xml:space="preserve"> </w:t>
-      </w:r>
-      <w:r>
-        <w:rPr>
-          <w:sz w:val="28"/>
-          <w:szCs w:val="28"/>
-        </w:rPr>
-        <w:t xml:space="preserve">créer, modifier, supprimer, lister des </w:t>
-      </w:r>
-      <w:r>
-        <w:rPr>
-          <w:sz w:val="28"/>
-          <w:szCs w:val="28"/>
-        </w:rPr>
-        <w:t>dossiers</w:t>
+        <w:t xml:space="preserve"> créer, modifier, supprimer, lister des dossiers</w:t>
       </w:r>
     </w:p>
     <w:p>
@@ -1706,21 +1656,7 @@
           <w:sz w:val="28"/>
           <w:szCs w:val="28"/>
         </w:rPr>
-        <w:t xml:space="preserve"> tels que </w:t>
-      </w:r>
-      <w:r>
-        <w:rPr>
-          <w:sz w:val="28"/>
-          <w:szCs w:val="28"/>
-        </w:rPr>
-        <w:t>générer, lister par dossier, modifier ou supprimer des</w:t>
-      </w:r>
-      <w:r>
-        <w:rPr>
-          <w:sz w:val="28"/>
-          <w:szCs w:val="28"/>
-        </w:rPr>
-        <w:t xml:space="preserve"> notes.</w:t>
+        <w:t xml:space="preserve"> tels que générer, lister par dossier, modifier ou supprimer des notes.</w:t>
       </w:r>
     </w:p>
     <w:p>
@@ -2164,6 +2100,22 @@
         </w:rPr>
         <w:t>update/ :id</w:t>
       </w:r>
+      <w:r>
+        <w:rPr>
+          <w:b/>
+          <w:bCs/>
+          <w:sz w:val="28"/>
+          <w:szCs w:val="28"/>
+        </w:rPr>
+        <w:t xml:space="preserve">, </w:t>
+      </w:r>
+      <w:r>
+        <w:rPr>
+          <w:sz w:val="28"/>
+          <w:szCs w:val="28"/>
+        </w:rPr>
+        <w:t>mettre à jour les données d’un administrateur</w:t>
+      </w:r>
     </w:p>
     <w:p>
       <w:pPr>
@@ -2197,6 +2149,22 @@
         </w:rPr>
         <w:t>delete/ :id</w:t>
       </w:r>
+      <w:r>
+        <w:rPr>
+          <w:b/>
+          <w:bCs/>
+          <w:sz w:val="28"/>
+          <w:szCs w:val="28"/>
+        </w:rPr>
+        <w:t xml:space="preserve">, </w:t>
+      </w:r>
+      <w:r>
+        <w:rPr>
+          <w:sz w:val="28"/>
+          <w:szCs w:val="28"/>
+        </w:rPr>
+        <w:t>supprimer un administrateur</w:t>
+      </w:r>
     </w:p>
     <w:p>
       <w:pPr>
@@ -2291,15 +2259,20 @@
           <w:sz w:val="28"/>
           <w:szCs w:val="28"/>
         </w:rPr>
-        <w:t xml:space="preserve">il contient les différentes routes qui sont reliés aux APIs contrôlant un </w:t>
-      </w:r>
-      <w:r>
-        <w:rPr>
-          <w:sz w:val="28"/>
-          <w:szCs w:val="28"/>
-        </w:rPr>
-        <w:t>client</w:t>
-      </w:r>
+        <w:t>il contient les différentes routes qui sont reliés aux APIs contrôlant un client</w:t>
+      </w:r>
+    </w:p>
+    <w:p>
+      <w:pPr>
+        <w:pStyle w:val="Paragraphedeliste"/>
+        <w:ind w:left="1080"/>
+        <w:rPr>
+          <w:b/>
+          <w:bCs/>
+          <w:sz w:val="28"/>
+          <w:szCs w:val="28"/>
+        </w:rPr>
+      </w:pPr>
     </w:p>
     <w:p>
       <w:pPr>
@@ -2324,6 +2297,22 @@
         </w:rPr>
         <w:t>/clients/</w:t>
       </w:r>
+      <w:r>
+        <w:rPr>
+          <w:b/>
+          <w:bCs/>
+          <w:sz w:val="28"/>
+          <w:szCs w:val="28"/>
+        </w:rPr>
+        <w:t xml:space="preserve">, </w:t>
+      </w:r>
+      <w:r>
+        <w:rPr>
+          <w:sz w:val="28"/>
+          <w:szCs w:val="28"/>
+        </w:rPr>
+        <w:t>lister tous les clients</w:t>
+      </w:r>
     </w:p>
     <w:p>
       <w:pPr>
@@ -2346,6 +2335,7 @@
           <w:sz w:val="28"/>
           <w:szCs w:val="28"/>
         </w:rPr>
+        <w:lastRenderedPageBreak/>
         <w:t>/clients/</w:t>
       </w:r>
       <w:r>
@@ -2356,6 +2346,22 @@
           <w:szCs w:val="28"/>
         </w:rPr>
         <w:t> :id</w:t>
+      </w:r>
+      <w:r>
+        <w:rPr>
+          <w:b/>
+          <w:bCs/>
+          <w:sz w:val="28"/>
+          <w:szCs w:val="28"/>
+        </w:rPr>
+        <w:t xml:space="preserve">, </w:t>
+      </w:r>
+      <w:r>
+        <w:rPr>
+          <w:sz w:val="28"/>
+          <w:szCs w:val="28"/>
+        </w:rPr>
+        <w:t>afficher le client selon son id</w:t>
       </w:r>
     </w:p>
     <w:p>
@@ -2381,6 +2387,43 @@
         </w:rPr>
         <w:t>/clients/update/ :id</w:t>
       </w:r>
+      <w:r>
+        <w:rPr>
+          <w:b/>
+          <w:bCs/>
+          <w:sz w:val="28"/>
+          <w:szCs w:val="28"/>
+        </w:rPr>
+        <w:t xml:space="preserve">, </w:t>
+      </w:r>
+      <w:r>
+        <w:rPr>
+          <w:sz w:val="28"/>
+          <w:szCs w:val="28"/>
+        </w:rPr>
+        <w:t>met</w:t>
+      </w:r>
+      <w:r>
+        <w:rPr>
+          <w:sz w:val="28"/>
+          <w:szCs w:val="28"/>
+        </w:rPr>
+        <w:t>tre</w:t>
+      </w:r>
+      <w:r>
+        <w:rPr>
+          <w:sz w:val="28"/>
+          <w:szCs w:val="28"/>
+        </w:rPr>
+        <w:t xml:space="preserve"> à </w:t>
+      </w:r>
+      <w:r>
+        <w:rPr>
+          <w:sz w:val="28"/>
+          <w:szCs w:val="28"/>
+        </w:rPr>
+        <w:t>jour les donner du client selon son id</w:t>
+      </w:r>
     </w:p>
     <w:p>
       <w:pPr>
@@ -2403,7 +2446,6 @@
           <w:sz w:val="28"/>
           <w:szCs w:val="28"/>
         </w:rPr>
-        <w:lastRenderedPageBreak/>
         <w:t>/clients</w:t>
       </w:r>
       <w:r>
@@ -2415,16 +2457,29 @@
         </w:rPr>
         <w:t>/delete/ :id</w:t>
       </w:r>
-    </w:p>
-    <w:p>
-      <w:pPr>
-        <w:rPr>
-          <w:b/>
-          <w:bCs/>
-          <w:sz w:val="28"/>
-          <w:szCs w:val="28"/>
-        </w:rPr>
-      </w:pPr>
+      <w:r>
+        <w:rPr>
+          <w:b/>
+          <w:bCs/>
+          <w:sz w:val="28"/>
+          <w:szCs w:val="28"/>
+        </w:rPr>
+        <w:t xml:space="preserve">, </w:t>
+      </w:r>
+      <w:r>
+        <w:rPr>
+          <w:sz w:val="28"/>
+          <w:szCs w:val="28"/>
+        </w:rPr>
+        <w:t xml:space="preserve">supprimer un </w:t>
+      </w:r>
+      <w:r>
+        <w:rPr>
+          <w:sz w:val="28"/>
+          <w:szCs w:val="28"/>
+        </w:rPr>
+        <w:t>client précis</w:t>
+      </w:r>
     </w:p>
     <w:p>
       <w:pPr>
@@ -2509,15 +2564,20 @@
           <w:sz w:val="28"/>
           <w:szCs w:val="28"/>
         </w:rPr>
-        <w:t>il contient les différentes routes qui sont reliés aux APIs contrôlant un</w:t>
-      </w:r>
-      <w:r>
-        <w:rPr>
-          <w:sz w:val="28"/>
-          <w:szCs w:val="28"/>
-        </w:rPr>
-        <w:t xml:space="preserve"> utilisateur</w:t>
-      </w:r>
+        <w:t>il contient les différentes routes qui sont reliés aux APIs contrôlant un utilisateur</w:t>
+      </w:r>
+    </w:p>
+    <w:p>
+      <w:pPr>
+        <w:pStyle w:val="Paragraphedeliste"/>
+        <w:ind w:left="1080"/>
+        <w:rPr>
+          <w:b/>
+          <w:bCs/>
+          <w:sz w:val="28"/>
+          <w:szCs w:val="28"/>
+        </w:rPr>
+      </w:pPr>
     </w:p>
     <w:p>
       <w:pPr>
@@ -2551,6 +2611,22 @@
         </w:rPr>
         <w:t>s/</w:t>
       </w:r>
+      <w:r>
+        <w:rPr>
+          <w:b/>
+          <w:bCs/>
+          <w:sz w:val="28"/>
+          <w:szCs w:val="28"/>
+        </w:rPr>
+        <w:t xml:space="preserve">, </w:t>
+      </w:r>
+      <w:r>
+        <w:rPr>
+          <w:sz w:val="28"/>
+          <w:szCs w:val="28"/>
+        </w:rPr>
+        <w:t xml:space="preserve"> lister tous les utilisateurs</w:t>
+      </w:r>
     </w:p>
     <w:p>
       <w:pPr>
@@ -2593,6 +2669,22 @@
         </w:rPr>
         <w:t> :id</w:t>
       </w:r>
+      <w:r>
+        <w:rPr>
+          <w:b/>
+          <w:bCs/>
+          <w:sz w:val="28"/>
+          <w:szCs w:val="28"/>
+        </w:rPr>
+        <w:t xml:space="preserve">, </w:t>
+      </w:r>
+      <w:r>
+        <w:rPr>
+          <w:sz w:val="28"/>
+          <w:szCs w:val="28"/>
+        </w:rPr>
+        <w:t>afficher un utilisateur selon son id</w:t>
+      </w:r>
     </w:p>
     <w:p>
       <w:pPr>
@@ -2617,6 +2709,57 @@
         </w:rPr>
         <w:t>/utilisateurs/update/ :id</w:t>
       </w:r>
+      <w:r>
+        <w:rPr>
+          <w:b/>
+          <w:bCs/>
+          <w:sz w:val="28"/>
+          <w:szCs w:val="28"/>
+        </w:rPr>
+        <w:t xml:space="preserve">, </w:t>
+      </w:r>
+      <w:r>
+        <w:rPr>
+          <w:sz w:val="28"/>
+          <w:szCs w:val="28"/>
+        </w:rPr>
+        <w:t>met</w:t>
+      </w:r>
+      <w:r>
+        <w:rPr>
+          <w:sz w:val="28"/>
+          <w:szCs w:val="28"/>
+        </w:rPr>
+        <w:t>tre</w:t>
+      </w:r>
+      <w:r>
+        <w:rPr>
+          <w:sz w:val="28"/>
+          <w:szCs w:val="28"/>
+        </w:rPr>
+        <w:t xml:space="preserve"> à </w:t>
+      </w:r>
+      <w:r>
+        <w:rPr>
+          <w:sz w:val="28"/>
+          <w:szCs w:val="28"/>
+        </w:rPr>
+        <w:t>jour les donner d</w:t>
+      </w:r>
+      <w:r>
+        <w:rPr>
+          <w:sz w:val="28"/>
+          <w:szCs w:val="28"/>
+        </w:rPr>
+        <w:t>’un utilisateur</w:t>
+      </w:r>
+      <w:r>
+        <w:rPr>
+          <w:sz w:val="28"/>
+          <w:szCs w:val="28"/>
+        </w:rPr>
+        <w:t xml:space="preserve"> selon son id</w:t>
+      </w:r>
     </w:p>
     <w:p>
       <w:pPr>
@@ -2639,25 +2782,23 @@
           <w:sz w:val="28"/>
           <w:szCs w:val="28"/>
         </w:rPr>
-        <w:t>/utilisateurs/</w:t>
-      </w:r>
-      <w:r>
-        <w:rPr>
-          <w:b/>
-          <w:bCs/>
-          <w:sz w:val="28"/>
-          <w:szCs w:val="28"/>
-        </w:rPr>
-        <w:t>delete</w:t>
-      </w:r>
-      <w:r>
-        <w:rPr>
-          <w:b/>
-          <w:bCs/>
-          <w:sz w:val="28"/>
-          <w:szCs w:val="28"/>
-        </w:rPr>
-        <w:t>/ :id</w:t>
+        <w:t>/utilisateurs/delete/ :id</w:t>
+      </w:r>
+      <w:r>
+        <w:rPr>
+          <w:b/>
+          <w:bCs/>
+          <w:sz w:val="28"/>
+          <w:szCs w:val="28"/>
+        </w:rPr>
+        <w:t xml:space="preserve">, </w:t>
+      </w:r>
+      <w:r>
+        <w:rPr>
+          <w:sz w:val="28"/>
+          <w:szCs w:val="28"/>
+        </w:rPr>
+        <w:t>supprimer un utilisateur</w:t>
       </w:r>
     </w:p>
     <w:p>
@@ -2744,8 +2885,27 @@
           <w:sz w:val="28"/>
           <w:szCs w:val="28"/>
         </w:rPr>
-        <w:t xml:space="preserve">il contient les différentes routes qui sont reliés aux APIs contrôlant un administrateur </w:t>
-      </w:r>
+        <w:t xml:space="preserve">il contient les différentes routes qui sont reliés aux APIs contrôlant </w:t>
+      </w:r>
+      <w:r>
+        <w:rPr>
+          <w:sz w:val="28"/>
+          <w:szCs w:val="28"/>
+        </w:rPr>
+        <w:t>des factures</w:t>
+      </w:r>
+    </w:p>
+    <w:p>
+      <w:pPr>
+        <w:pStyle w:val="Paragraphedeliste"/>
+        <w:ind w:left="1080"/>
+        <w:rPr>
+          <w:b/>
+          <w:bCs/>
+          <w:sz w:val="28"/>
+          <w:szCs w:val="28"/>
+        </w:rPr>
+      </w:pPr>
     </w:p>
     <w:p>
       <w:pPr>
@@ -2779,6 +2939,22 @@
         </w:rPr>
         <w:t>es/</w:t>
       </w:r>
+      <w:r>
+        <w:rPr>
+          <w:b/>
+          <w:bCs/>
+          <w:sz w:val="28"/>
+          <w:szCs w:val="28"/>
+        </w:rPr>
+        <w:t xml:space="preserve">, </w:t>
+      </w:r>
+      <w:r>
+        <w:rPr>
+          <w:sz w:val="28"/>
+          <w:szCs w:val="28"/>
+        </w:rPr>
+        <w:t>lister toutes les factures</w:t>
+      </w:r>
     </w:p>
     <w:p>
       <w:pPr>
@@ -2812,6 +2988,43 @@
         </w:rPr>
         <w:t>update/ :id</w:t>
       </w:r>
+      <w:r>
+        <w:rPr>
+          <w:b/>
+          <w:bCs/>
+          <w:sz w:val="28"/>
+          <w:szCs w:val="28"/>
+        </w:rPr>
+        <w:t xml:space="preserve">, </w:t>
+      </w:r>
+      <w:r>
+        <w:rPr>
+          <w:sz w:val="28"/>
+          <w:szCs w:val="28"/>
+        </w:rPr>
+        <w:t>met</w:t>
+      </w:r>
+      <w:r>
+        <w:rPr>
+          <w:sz w:val="28"/>
+          <w:szCs w:val="28"/>
+        </w:rPr>
+        <w:t>tre</w:t>
+      </w:r>
+      <w:r>
+        <w:rPr>
+          <w:sz w:val="28"/>
+          <w:szCs w:val="28"/>
+        </w:rPr>
+        <w:t xml:space="preserve"> à </w:t>
+      </w:r>
+      <w:r>
+        <w:rPr>
+          <w:sz w:val="28"/>
+          <w:szCs w:val="28"/>
+        </w:rPr>
+        <w:t>jour les donner du client selon son id</w:t>
+      </w:r>
     </w:p>
     <w:p>
       <w:pPr>
@@ -2845,6 +3058,64 @@
         </w:rPr>
         <w:t>dossier/:idDossier</w:t>
       </w:r>
+      <w:r>
+        <w:rPr>
+          <w:b/>
+          <w:bCs/>
+          <w:sz w:val="28"/>
+          <w:szCs w:val="28"/>
+        </w:rPr>
+        <w:t xml:space="preserve">, </w:t>
+      </w:r>
+      <w:r>
+        <w:rPr>
+          <w:sz w:val="28"/>
+          <w:szCs w:val="28"/>
+        </w:rPr>
+        <w:t>affiche</w:t>
+      </w:r>
+      <w:r>
+        <w:rPr>
+          <w:sz w:val="28"/>
+          <w:szCs w:val="28"/>
+        </w:rPr>
+        <w:t>r</w:t>
+      </w:r>
+      <w:r>
+        <w:rPr>
+          <w:sz w:val="28"/>
+          <w:szCs w:val="28"/>
+        </w:rPr>
+        <w:t xml:space="preserve"> </w:t>
+      </w:r>
+      <w:r>
+        <w:rPr>
+          <w:sz w:val="28"/>
+          <w:szCs w:val="28"/>
+        </w:rPr>
+        <w:t xml:space="preserve">toutes </w:t>
+      </w:r>
+      <w:r>
+        <w:rPr>
+          <w:sz w:val="28"/>
+          <w:szCs w:val="28"/>
+        </w:rPr>
+        <w:t xml:space="preserve">les </w:t>
+      </w:r>
+      <w:r>
+        <w:rPr>
+          <w:sz w:val="28"/>
+          <w:szCs w:val="28"/>
+        </w:rPr>
+        <w:t>facture</w:t>
+      </w:r>
+      <w:r>
+        <w:rPr>
+          <w:sz w:val="28"/>
+          <w:szCs w:val="28"/>
+        </w:rPr>
+        <w:t xml:space="preserve"> selon un dossier</w:t>
+      </w:r>
     </w:p>
     <w:p>
       <w:pPr>
@@ -2878,6 +3149,22 @@
         </w:rPr>
         <w:t> :id</w:t>
       </w:r>
+      <w:r>
+        <w:rPr>
+          <w:b/>
+          <w:bCs/>
+          <w:sz w:val="28"/>
+          <w:szCs w:val="28"/>
+        </w:rPr>
+        <w:t xml:space="preserve">, </w:t>
+      </w:r>
+      <w:r>
+        <w:rPr>
+          <w:sz w:val="28"/>
+          <w:szCs w:val="28"/>
+        </w:rPr>
+        <w:t>afficher une facture précise</w:t>
+      </w:r>
     </w:p>
     <w:p>
       <w:pPr>
@@ -2911,6 +3198,22 @@
         </w:rPr>
         <w:t>delete/ :id</w:t>
       </w:r>
+      <w:r>
+        <w:rPr>
+          <w:b/>
+          <w:bCs/>
+          <w:sz w:val="28"/>
+          <w:szCs w:val="28"/>
+        </w:rPr>
+        <w:t xml:space="preserve">, </w:t>
+      </w:r>
+      <w:r>
+        <w:rPr>
+          <w:sz w:val="28"/>
+          <w:szCs w:val="28"/>
+        </w:rPr>
+        <w:t>supprimer une facture</w:t>
+      </w:r>
     </w:p>
     <w:p>
       <w:pPr>
@@ -2981,6 +3284,41 @@
         </w:rPr>
         <w:t> :</w:t>
       </w:r>
+      <w:r>
+        <w:rPr>
+          <w:b/>
+          <w:bCs/>
+          <w:sz w:val="28"/>
+          <w:szCs w:val="28"/>
+        </w:rPr>
+        <w:t xml:space="preserve"> </w:t>
+      </w:r>
+      <w:r>
+        <w:rPr>
+          <w:sz w:val="28"/>
+          <w:szCs w:val="28"/>
+        </w:rPr>
+        <w:t xml:space="preserve">il contient les différentes routes qui sont reliés aux APIs contrôlant </w:t>
+      </w:r>
+      <w:r>
+        <w:rPr>
+          <w:sz w:val="28"/>
+          <w:szCs w:val="28"/>
+        </w:rPr>
+        <w:t>des dossiers</w:t>
+      </w:r>
+    </w:p>
+    <w:p>
+      <w:pPr>
+        <w:pStyle w:val="Paragraphedeliste"/>
+        <w:ind w:left="1080"/>
+        <w:rPr>
+          <w:b/>
+          <w:bCs/>
+          <w:sz w:val="28"/>
+          <w:szCs w:val="28"/>
+        </w:rPr>
+      </w:pPr>
     </w:p>
     <w:p>
       <w:pPr>
@@ -3005,6 +3343,22 @@
         </w:rPr>
         <w:t>/dossiers/</w:t>
       </w:r>
+      <w:r>
+        <w:rPr>
+          <w:b/>
+          <w:bCs/>
+          <w:sz w:val="28"/>
+          <w:szCs w:val="28"/>
+        </w:rPr>
+        <w:t xml:space="preserve">, </w:t>
+      </w:r>
+      <w:r>
+        <w:rPr>
+          <w:sz w:val="28"/>
+          <w:szCs w:val="28"/>
+        </w:rPr>
+        <w:t>lister tous les dossiers</w:t>
+      </w:r>
     </w:p>
     <w:p>
       <w:pPr>
@@ -3038,6 +3392,22 @@
         </w:rPr>
         <w:t>client/ :idClient</w:t>
       </w:r>
+      <w:r>
+        <w:rPr>
+          <w:b/>
+          <w:bCs/>
+          <w:sz w:val="28"/>
+          <w:szCs w:val="28"/>
+        </w:rPr>
+        <w:t xml:space="preserve">, </w:t>
+      </w:r>
+      <w:r>
+        <w:rPr>
+          <w:sz w:val="28"/>
+          <w:szCs w:val="28"/>
+        </w:rPr>
+        <w:t>lister tous les dossiers selon un client</w:t>
+      </w:r>
     </w:p>
     <w:p>
       <w:pPr>
@@ -3060,6 +3430,7 @@
           <w:sz w:val="28"/>
           <w:szCs w:val="28"/>
         </w:rPr>
+        <w:lastRenderedPageBreak/>
         <w:t>/dossiers/</w:t>
       </w:r>
       <w:r>
@@ -3070,6 +3441,22 @@
           <w:szCs w:val="28"/>
         </w:rPr>
         <w:t> :id</w:t>
+      </w:r>
+      <w:r>
+        <w:rPr>
+          <w:b/>
+          <w:bCs/>
+          <w:sz w:val="28"/>
+          <w:szCs w:val="28"/>
+        </w:rPr>
+        <w:t xml:space="preserve">, </w:t>
+      </w:r>
+      <w:r>
+        <w:rPr>
+          <w:sz w:val="28"/>
+          <w:szCs w:val="28"/>
+        </w:rPr>
+        <w:t>lister un dossier précis</w:t>
       </w:r>
     </w:p>
     <w:p>
@@ -3104,6 +3491,22 @@
         </w:rPr>
         <w:t>create</w:t>
       </w:r>
+      <w:r>
+        <w:rPr>
+          <w:b/>
+          <w:bCs/>
+          <w:sz w:val="28"/>
+          <w:szCs w:val="28"/>
+        </w:rPr>
+        <w:t xml:space="preserve">, </w:t>
+      </w:r>
+      <w:r>
+        <w:rPr>
+          <w:sz w:val="28"/>
+          <w:szCs w:val="28"/>
+        </w:rPr>
+        <w:t>créer un dossier</w:t>
+      </w:r>
     </w:p>
     <w:p>
       <w:pPr>
@@ -3137,6 +3540,22 @@
         </w:rPr>
         <w:t>update/ :id</w:t>
       </w:r>
+      <w:r>
+        <w:rPr>
+          <w:b/>
+          <w:bCs/>
+          <w:sz w:val="28"/>
+          <w:szCs w:val="28"/>
+        </w:rPr>
+        <w:t xml:space="preserve">, </w:t>
+      </w:r>
+      <w:r>
+        <w:rPr>
+          <w:sz w:val="28"/>
+          <w:szCs w:val="28"/>
+        </w:rPr>
+        <w:t>mettre à jour les métadonnées d’un dossier</w:t>
+      </w:r>
     </w:p>
     <w:p>
       <w:pPr>
@@ -3170,6 +3589,22 @@
         </w:rPr>
         <w:t>delete/ :id</w:t>
       </w:r>
+      <w:r>
+        <w:rPr>
+          <w:b/>
+          <w:bCs/>
+          <w:sz w:val="28"/>
+          <w:szCs w:val="28"/>
+        </w:rPr>
+        <w:t xml:space="preserve">, </w:t>
+      </w:r>
+      <w:r>
+        <w:rPr>
+          <w:sz w:val="28"/>
+          <w:szCs w:val="28"/>
+        </w:rPr>
+        <w:t>supprimer un dossier</w:t>
+      </w:r>
     </w:p>
     <w:p>
       <w:pPr>
@@ -3249,6 +3684,41 @@
         </w:rPr>
         <w:t> :</w:t>
       </w:r>
+      <w:r>
+        <w:rPr>
+          <w:b/>
+          <w:bCs/>
+          <w:sz w:val="28"/>
+          <w:szCs w:val="28"/>
+        </w:rPr>
+        <w:t xml:space="preserve"> </w:t>
+      </w:r>
+      <w:r>
+        <w:rPr>
+          <w:sz w:val="28"/>
+          <w:szCs w:val="28"/>
+        </w:rPr>
+        <w:t>il contient les différentes routes qui sont reliés aux APIs contrôlant des do</w:t>
+      </w:r>
+      <w:r>
+        <w:rPr>
+          <w:sz w:val="28"/>
+          <w:szCs w:val="28"/>
+        </w:rPr>
+        <w:t>cuments</w:t>
+      </w:r>
+    </w:p>
+    <w:p>
+      <w:pPr>
+        <w:pStyle w:val="Paragraphedeliste"/>
+        <w:ind w:left="1080"/>
+        <w:rPr>
+          <w:b/>
+          <w:bCs/>
+          <w:sz w:val="28"/>
+          <w:szCs w:val="28"/>
+        </w:rPr>
+      </w:pPr>
     </w:p>
     <w:p>
       <w:pPr>
@@ -3291,6 +3761,50 @@
         </w:rPr>
         <w:t> :idDossier</w:t>
       </w:r>
+      <w:r>
+        <w:rPr>
+          <w:b/>
+          <w:bCs/>
+          <w:sz w:val="28"/>
+          <w:szCs w:val="28"/>
+        </w:rPr>
+        <w:t xml:space="preserve">, </w:t>
+      </w:r>
+      <w:r>
+        <w:rPr>
+          <w:sz w:val="28"/>
+          <w:szCs w:val="28"/>
+        </w:rPr>
+        <w:t xml:space="preserve">afficher </w:t>
+      </w:r>
+      <w:r>
+        <w:rPr>
+          <w:sz w:val="28"/>
+          <w:szCs w:val="28"/>
+        </w:rPr>
+        <w:t xml:space="preserve">tous </w:t>
+      </w:r>
+      <w:r>
+        <w:rPr>
+          <w:sz w:val="28"/>
+          <w:szCs w:val="28"/>
+        </w:rPr>
+        <w:t xml:space="preserve">les </w:t>
+      </w:r>
+      <w:r>
+        <w:rPr>
+          <w:sz w:val="28"/>
+          <w:szCs w:val="28"/>
+        </w:rPr>
+        <w:t>documents</w:t>
+      </w:r>
+      <w:r>
+        <w:rPr>
+          <w:sz w:val="28"/>
+          <w:szCs w:val="28"/>
+        </w:rPr>
+        <w:t xml:space="preserve"> selon un dossier</w:t>
+      </w:r>
     </w:p>
     <w:p>
       <w:pPr>
@@ -3324,6 +3838,22 @@
         </w:rPr>
         <w:t> :id/info</w:t>
       </w:r>
+      <w:r>
+        <w:rPr>
+          <w:b/>
+          <w:bCs/>
+          <w:sz w:val="28"/>
+          <w:szCs w:val="28"/>
+        </w:rPr>
+        <w:t xml:space="preserve">, </w:t>
+      </w:r>
+      <w:r>
+        <w:rPr>
+          <w:sz w:val="28"/>
+          <w:szCs w:val="28"/>
+        </w:rPr>
+        <w:t>afficher les métadonnées d’un document précis</w:t>
+      </w:r>
     </w:p>
     <w:p>
       <w:pPr>
@@ -3346,7 +3876,6 @@
           <w:sz w:val="28"/>
           <w:szCs w:val="28"/>
         </w:rPr>
-        <w:lastRenderedPageBreak/>
         <w:t>/documents/</w:t>
       </w:r>
       <w:r>
@@ -3365,7 +3894,14 @@
           <w:sz w:val="28"/>
           <w:szCs w:val="28"/>
         </w:rPr>
-        <w:t>telecharger</w:t>
+        <w:t xml:space="preserve">télécharger, </w:t>
+      </w:r>
+      <w:r>
+        <w:rPr>
+          <w:sz w:val="28"/>
+          <w:szCs w:val="28"/>
+        </w:rPr>
+        <w:t>télécharger un document précis</w:t>
       </w:r>
     </w:p>
     <w:p>
@@ -3391,6 +3927,29 @@
         </w:rPr>
         <w:t>/documents/</w:t>
       </w:r>
+      <w:r>
+        <w:rPr>
+          <w:b/>
+          <w:bCs/>
+          <w:sz w:val="28"/>
+          <w:szCs w:val="28"/>
+        </w:rPr>
+        <w:t xml:space="preserve">, </w:t>
+      </w:r>
+      <w:r>
+        <w:rPr>
+          <w:sz w:val="28"/>
+          <w:szCs w:val="28"/>
+        </w:rPr>
+        <w:t>lister tous les do</w:t>
+      </w:r>
+      <w:r>
+        <w:rPr>
+          <w:sz w:val="28"/>
+          <w:szCs w:val="28"/>
+        </w:rPr>
+        <w:t>cuments</w:t>
+      </w:r>
     </w:p>
     <w:p>
       <w:pPr>
@@ -3424,6 +3983,22 @@
         </w:rPr>
         <w:t>delete/ :id</w:t>
       </w:r>
+      <w:r>
+        <w:rPr>
+          <w:b/>
+          <w:bCs/>
+          <w:sz w:val="28"/>
+          <w:szCs w:val="28"/>
+        </w:rPr>
+        <w:t xml:space="preserve">, </w:t>
+      </w:r>
+      <w:r>
+        <w:rPr>
+          <w:sz w:val="28"/>
+          <w:szCs w:val="28"/>
+        </w:rPr>
+        <w:t xml:space="preserve">supprimer un document </w:t>
+      </w:r>
     </w:p>
     <w:p>
       <w:pPr>
@@ -3448,6 +4023,22 @@
         </w:rPr>
         <w:t>/documents/update/ :id</w:t>
       </w:r>
+      <w:r>
+        <w:rPr>
+          <w:b/>
+          <w:bCs/>
+          <w:sz w:val="28"/>
+          <w:szCs w:val="28"/>
+        </w:rPr>
+        <w:t xml:space="preserve">, </w:t>
+      </w:r>
+      <w:r>
+        <w:rPr>
+          <w:sz w:val="28"/>
+          <w:szCs w:val="28"/>
+        </w:rPr>
+        <w:t>mettre à jour un document</w:t>
+      </w:r>
     </w:p>
     <w:p>
       <w:pPr>
@@ -3518,6 +4109,41 @@
         </w:rPr>
         <w:t> :</w:t>
       </w:r>
+      <w:r>
+        <w:rPr>
+          <w:b/>
+          <w:bCs/>
+          <w:sz w:val="28"/>
+          <w:szCs w:val="28"/>
+        </w:rPr>
+        <w:t xml:space="preserve"> </w:t>
+      </w:r>
+      <w:r>
+        <w:rPr>
+          <w:sz w:val="28"/>
+          <w:szCs w:val="28"/>
+        </w:rPr>
+        <w:t xml:space="preserve">il contient les différentes routes qui sont reliés aux APIs contrôlant des </w:t>
+      </w:r>
+      <w:r>
+        <w:rPr>
+          <w:sz w:val="28"/>
+          <w:szCs w:val="28"/>
+        </w:rPr>
+        <w:t>types de demandes</w:t>
+      </w:r>
+    </w:p>
+    <w:p>
+      <w:pPr>
+        <w:pStyle w:val="Paragraphedeliste"/>
+        <w:ind w:left="1080"/>
+        <w:rPr>
+          <w:b/>
+          <w:bCs/>
+          <w:sz w:val="28"/>
+          <w:szCs w:val="28"/>
+        </w:rPr>
+      </w:pPr>
     </w:p>
     <w:p>
       <w:pPr>
@@ -3560,6 +4186,57 @@
         </w:rPr>
         <w:t>dossier/ :idDossier</w:t>
       </w:r>
+      <w:r>
+        <w:rPr>
+          <w:b/>
+          <w:bCs/>
+          <w:sz w:val="28"/>
+          <w:szCs w:val="28"/>
+        </w:rPr>
+        <w:t xml:space="preserve">, </w:t>
+      </w:r>
+      <w:r>
+        <w:rPr>
+          <w:sz w:val="28"/>
+          <w:szCs w:val="28"/>
+        </w:rPr>
+        <w:t>afficher</w:t>
+      </w:r>
+      <w:r>
+        <w:rPr>
+          <w:sz w:val="28"/>
+          <w:szCs w:val="28"/>
+        </w:rPr>
+        <w:t xml:space="preserve"> </w:t>
+      </w:r>
+      <w:r>
+        <w:rPr>
+          <w:sz w:val="28"/>
+          <w:szCs w:val="28"/>
+        </w:rPr>
+        <w:t xml:space="preserve">tous les </w:t>
+      </w:r>
+      <w:r>
+        <w:rPr>
+          <w:sz w:val="28"/>
+          <w:szCs w:val="28"/>
+        </w:rPr>
+        <w:t xml:space="preserve">type de demande </w:t>
+      </w:r>
+      <w:r>
+        <w:rPr>
+          <w:sz w:val="28"/>
+          <w:szCs w:val="28"/>
+        </w:rPr>
+        <w:t xml:space="preserve">selon </w:t>
+      </w:r>
+      <w:r>
+        <w:rPr>
+          <w:sz w:val="28"/>
+          <w:szCs w:val="28"/>
+        </w:rPr>
+        <w:t>un dossier</w:t>
+      </w:r>
     </w:p>
     <w:p>
       <w:pPr>
@@ -3593,6 +4270,64 @@
         </w:rPr>
         <w:t> :id</w:t>
       </w:r>
+      <w:r>
+        <w:rPr>
+          <w:b/>
+          <w:bCs/>
+          <w:sz w:val="28"/>
+          <w:szCs w:val="28"/>
+        </w:rPr>
+        <w:t xml:space="preserve">, </w:t>
+      </w:r>
+      <w:r>
+        <w:rPr>
+          <w:sz w:val="28"/>
+          <w:szCs w:val="28"/>
+        </w:rPr>
+        <w:t xml:space="preserve">afficher </w:t>
+      </w:r>
+      <w:r>
+        <w:rPr>
+          <w:sz w:val="28"/>
+          <w:szCs w:val="28"/>
+        </w:rPr>
+        <w:t>un</w:t>
+      </w:r>
+      <w:r>
+        <w:rPr>
+          <w:sz w:val="28"/>
+          <w:szCs w:val="28"/>
+        </w:rPr>
+        <w:t xml:space="preserve"> type</w:t>
+      </w:r>
+      <w:r>
+        <w:rPr>
+          <w:sz w:val="28"/>
+          <w:szCs w:val="28"/>
+        </w:rPr>
+        <w:t xml:space="preserve"> </w:t>
+      </w:r>
+      <w:r>
+        <w:rPr>
+          <w:sz w:val="28"/>
+          <w:szCs w:val="28"/>
+        </w:rPr>
+        <w:t>de demande</w:t>
+      </w:r>
+      <w:r>
+        <w:rPr>
+          <w:sz w:val="28"/>
+          <w:szCs w:val="28"/>
+        </w:rPr>
+        <w:t xml:space="preserve"> </w:t>
+      </w:r>
+      <w:r>
+        <w:rPr>
+          <w:sz w:val="28"/>
+          <w:szCs w:val="28"/>
+        </w:rPr>
+        <w:t>précise</w:t>
+      </w:r>
     </w:p>
     <w:p>
       <w:pPr>
@@ -3617,6 +4352,22 @@
         </w:rPr>
         <w:t>/type-demandes/</w:t>
       </w:r>
+      <w:r>
+        <w:rPr>
+          <w:b/>
+          <w:bCs/>
+          <w:sz w:val="28"/>
+          <w:szCs w:val="28"/>
+        </w:rPr>
+        <w:t xml:space="preserve">, </w:t>
+      </w:r>
+      <w:r>
+        <w:rPr>
+          <w:sz w:val="28"/>
+          <w:szCs w:val="28"/>
+        </w:rPr>
+        <w:t>afficher tous les types de demandes</w:t>
+      </w:r>
     </w:p>
     <w:p>
       <w:pPr>
@@ -3659,6 +4410,22 @@
         </w:rPr>
         <w:t>/ :id</w:t>
       </w:r>
+      <w:r>
+        <w:rPr>
+          <w:b/>
+          <w:bCs/>
+          <w:sz w:val="28"/>
+          <w:szCs w:val="28"/>
+        </w:rPr>
+        <w:t xml:space="preserve">, </w:t>
+      </w:r>
+      <w:r>
+        <w:rPr>
+          <w:sz w:val="28"/>
+          <w:szCs w:val="28"/>
+        </w:rPr>
+        <w:t>changer un type de demande</w:t>
+      </w:r>
     </w:p>
     <w:p>
       <w:pPr>
@@ -3692,6 +4459,22 @@
         </w:rPr>
         <w:t>/delete/ :id</w:t>
       </w:r>
+      <w:r>
+        <w:rPr>
+          <w:b/>
+          <w:bCs/>
+          <w:sz w:val="28"/>
+          <w:szCs w:val="28"/>
+        </w:rPr>
+        <w:t xml:space="preserve">, </w:t>
+      </w:r>
+      <w:r>
+        <w:rPr>
+          <w:sz w:val="28"/>
+          <w:szCs w:val="28"/>
+        </w:rPr>
+        <w:t>supprimer un type de demande</w:t>
+      </w:r>
     </w:p>
     <w:p>
       <w:pPr>
@@ -3724,6 +4507,7 @@
           <w:sz w:val="28"/>
           <w:szCs w:val="28"/>
         </w:rPr>
+        <w:lastRenderedPageBreak/>
         <w:t>Api/</w:t>
       </w:r>
       <w:r>
@@ -3771,6 +4555,34 @@
         </w:rPr>
         <w:t> :</w:t>
       </w:r>
+      <w:r>
+        <w:rPr>
+          <w:b/>
+          <w:bCs/>
+          <w:sz w:val="28"/>
+          <w:szCs w:val="28"/>
+        </w:rPr>
+        <w:t xml:space="preserve"> </w:t>
+      </w:r>
+      <w:r>
+        <w:rPr>
+          <w:sz w:val="28"/>
+          <w:szCs w:val="28"/>
+        </w:rPr>
+        <w:t>il contient les différentes routes qui sont reliés aux APIs contrôlant des dossiers</w:t>
+      </w:r>
+    </w:p>
+    <w:p>
+      <w:pPr>
+        <w:pStyle w:val="Paragraphedeliste"/>
+        <w:ind w:left="1080"/>
+        <w:rPr>
+          <w:b/>
+          <w:bCs/>
+          <w:sz w:val="28"/>
+          <w:szCs w:val="28"/>
+        </w:rPr>
+      </w:pPr>
     </w:p>
     <w:p>
       <w:pPr>
@@ -3813,6 +4625,43 @@
         </w:rPr>
         <w:t>dossier/ :idDossier</w:t>
       </w:r>
+      <w:r>
+        <w:rPr>
+          <w:b/>
+          <w:bCs/>
+          <w:sz w:val="28"/>
+          <w:szCs w:val="28"/>
+        </w:rPr>
+        <w:t xml:space="preserve">, </w:t>
+      </w:r>
+      <w:r>
+        <w:rPr>
+          <w:sz w:val="28"/>
+          <w:szCs w:val="28"/>
+        </w:rPr>
+        <w:t xml:space="preserve">afficher </w:t>
+      </w:r>
+      <w:r>
+        <w:rPr>
+          <w:sz w:val="28"/>
+          <w:szCs w:val="28"/>
+        </w:rPr>
+        <w:t xml:space="preserve">tous les </w:t>
+      </w:r>
+      <w:r>
+        <w:rPr>
+          <w:sz w:val="28"/>
+          <w:szCs w:val="28"/>
+        </w:rPr>
+        <w:t xml:space="preserve">notes </w:t>
+      </w:r>
+      <w:r>
+        <w:rPr>
+          <w:sz w:val="28"/>
+          <w:szCs w:val="28"/>
+        </w:rPr>
+        <w:t>selon un dossier</w:t>
+      </w:r>
     </w:p>
     <w:p>
       <w:pPr>
@@ -3846,6 +4695,22 @@
         </w:rPr>
         <w:t> :id</w:t>
       </w:r>
+      <w:r>
+        <w:rPr>
+          <w:b/>
+          <w:bCs/>
+          <w:sz w:val="28"/>
+          <w:szCs w:val="28"/>
+        </w:rPr>
+        <w:t xml:space="preserve">, </w:t>
+      </w:r>
+      <w:r>
+        <w:rPr>
+          <w:sz w:val="28"/>
+          <w:szCs w:val="28"/>
+        </w:rPr>
+        <w:t>afficher une note précise</w:t>
+      </w:r>
     </w:p>
     <w:p>
       <w:pPr>
@@ -3870,6 +4735,22 @@
         </w:rPr>
         <w:t>/notes/</w:t>
       </w:r>
+      <w:r>
+        <w:rPr>
+          <w:b/>
+          <w:bCs/>
+          <w:sz w:val="28"/>
+          <w:szCs w:val="28"/>
+        </w:rPr>
+        <w:t xml:space="preserve">, </w:t>
+      </w:r>
+      <w:r>
+        <w:rPr>
+          <w:sz w:val="28"/>
+          <w:szCs w:val="28"/>
+        </w:rPr>
+        <w:t>lister toutes les notes</w:t>
+      </w:r>
     </w:p>
     <w:p>
       <w:pPr>
@@ -3903,6 +4784,22 @@
         </w:rPr>
         <w:t>update/ :id</w:t>
       </w:r>
+      <w:r>
+        <w:rPr>
+          <w:b/>
+          <w:bCs/>
+          <w:sz w:val="28"/>
+          <w:szCs w:val="28"/>
+        </w:rPr>
+        <w:t xml:space="preserve">, </w:t>
+      </w:r>
+      <w:r>
+        <w:rPr>
+          <w:sz w:val="28"/>
+          <w:szCs w:val="28"/>
+        </w:rPr>
+        <w:t>modifier une note</w:t>
+      </w:r>
     </w:p>
     <w:p>
       <w:pPr>
@@ -3936,6 +4833,29 @@
         </w:rPr>
         <w:t>delete/ :id</w:t>
       </w:r>
+      <w:r>
+        <w:rPr>
+          <w:b/>
+          <w:bCs/>
+          <w:sz w:val="28"/>
+          <w:szCs w:val="28"/>
+        </w:rPr>
+        <w:t xml:space="preserve">, </w:t>
+      </w:r>
+      <w:r>
+        <w:rPr>
+          <w:sz w:val="28"/>
+          <w:szCs w:val="28"/>
+        </w:rPr>
+        <w:t>supprimer une n</w:t>
+      </w:r>
+      <w:r>
+        <w:rPr>
+          <w:sz w:val="28"/>
+          <w:szCs w:val="28"/>
+        </w:rPr>
+        <w:t>ote</w:t>
+      </w:r>
     </w:p>
     <w:p>
       <w:pPr>
@@ -4038,55 +4958,14 @@
     <w:p>
       <w:pPr>
         <w:pStyle w:val="Paragraphedeliste"/>
-        <w:numPr>
-          <w:ilvl w:val="0"/>
-          <w:numId w:val="3"/>
-        </w:numPr>
-        <w:rPr>
-          <w:b/>
-          <w:bCs/>
-          <w:sz w:val="28"/>
-          <w:szCs w:val="28"/>
-        </w:rPr>
-      </w:pPr>
-      <w:r>
-        <w:rPr>
-          <w:b/>
-          <w:bCs/>
-          <w:sz w:val="28"/>
-          <w:szCs w:val="28"/>
-        </w:rPr>
-        <w:t>/</w:t>
-      </w:r>
-      <w:proofErr w:type="spellStart"/>
-      <w:r>
-        <w:rPr>
-          <w:b/>
-          <w:bCs/>
-          <w:sz w:val="28"/>
-          <w:szCs w:val="28"/>
-        </w:rPr>
-        <w:t>auth</w:t>
-      </w:r>
-      <w:proofErr w:type="spellEnd"/>
-      <w:r>
-        <w:rPr>
-          <w:b/>
-          <w:bCs/>
-          <w:sz w:val="28"/>
-          <w:szCs w:val="28"/>
-        </w:rPr>
-        <w:t>/</w:t>
-      </w:r>
-      <w:r>
-        <w:rPr>
-          <w:b/>
-          <w:bCs/>
-          <w:sz w:val="28"/>
-          <w:szCs w:val="28"/>
-        </w:rPr>
-        <w:t>login</w:t>
-      </w:r>
+        <w:ind w:left="1080"/>
+        <w:rPr>
+          <w:b/>
+          <w:bCs/>
+          <w:sz w:val="28"/>
+          <w:szCs w:val="28"/>
+        </w:rPr>
+      </w:pPr>
     </w:p>
     <w:p>
       <w:pPr>
@@ -4109,36 +4988,32 @@
           <w:sz w:val="28"/>
           <w:szCs w:val="28"/>
         </w:rPr>
-        <w:t>/</w:t>
-      </w:r>
-      <w:proofErr w:type="spellStart"/>
-      <w:r>
-        <w:rPr>
-          <w:b/>
-          <w:bCs/>
-          <w:sz w:val="28"/>
-          <w:szCs w:val="28"/>
-        </w:rPr>
-        <w:t>auth</w:t>
-      </w:r>
-      <w:proofErr w:type="spellEnd"/>
-      <w:r>
-        <w:rPr>
-          <w:b/>
-          <w:bCs/>
-          <w:sz w:val="28"/>
-          <w:szCs w:val="28"/>
-        </w:rPr>
-        <w:t>/</w:t>
-      </w:r>
-      <w:r>
-        <w:rPr>
-          <w:b/>
-          <w:bCs/>
-          <w:sz w:val="28"/>
-          <w:szCs w:val="28"/>
-        </w:rPr>
-        <w:t>create/ :type</w:t>
+        <w:t>/auth/</w:t>
+      </w:r>
+      <w:r>
+        <w:rPr>
+          <w:b/>
+          <w:bCs/>
+          <w:sz w:val="28"/>
+          <w:szCs w:val="28"/>
+        </w:rPr>
+        <w:t>login</w:t>
+      </w:r>
+      <w:r>
+        <w:rPr>
+          <w:b/>
+          <w:bCs/>
+          <w:sz w:val="28"/>
+          <w:szCs w:val="28"/>
+        </w:rPr>
+        <w:t xml:space="preserve">, </w:t>
+      </w:r>
+      <w:r>
+        <w:rPr>
+          <w:sz w:val="28"/>
+          <w:szCs w:val="28"/>
+        </w:rPr>
+        <w:t>connecter un client ou un utilisateur</w:t>
       </w:r>
     </w:p>
     <w:p>
@@ -4162,39 +5037,49 @@
           <w:sz w:val="28"/>
           <w:szCs w:val="28"/>
         </w:rPr>
-        <w:t>/</w:t>
-      </w:r>
-      <w:proofErr w:type="spellStart"/>
-      <w:r>
-        <w:rPr>
-          <w:b/>
-          <w:bCs/>
-          <w:sz w:val="28"/>
-          <w:szCs w:val="28"/>
-        </w:rPr>
-        <w:t>auth</w:t>
-      </w:r>
-      <w:proofErr w:type="spellEnd"/>
-      <w:r>
-        <w:rPr>
-          <w:b/>
-          <w:bCs/>
-          <w:sz w:val="28"/>
-          <w:szCs w:val="28"/>
-        </w:rPr>
-        <w:t>/</w:t>
-      </w:r>
-      <w:proofErr w:type="spellStart"/>
-      <w:r>
-        <w:rPr>
-          <w:b/>
-          <w:bCs/>
-          <w:sz w:val="28"/>
-          <w:szCs w:val="28"/>
-        </w:rPr>
-        <w:t>createClient</w:t>
-      </w:r>
-      <w:proofErr w:type="spellEnd"/>
+        <w:t>/auth/</w:t>
+      </w:r>
+      <w:r>
+        <w:rPr>
+          <w:b/>
+          <w:bCs/>
+          <w:sz w:val="28"/>
+          <w:szCs w:val="28"/>
+        </w:rPr>
+        <w:t>create/ :type</w:t>
+      </w:r>
+      <w:r>
+        <w:rPr>
+          <w:b/>
+          <w:bCs/>
+          <w:sz w:val="28"/>
+          <w:szCs w:val="28"/>
+        </w:rPr>
+        <w:t xml:space="preserve">, </w:t>
+      </w:r>
+      <w:r>
+        <w:rPr>
+          <w:sz w:val="28"/>
+          <w:szCs w:val="28"/>
+        </w:rPr>
+        <w:t xml:space="preserve">créer un client ou un utilisateur selon le </w:t>
+      </w:r>
+      <w:r>
+        <w:rPr>
+          <w:b/>
+          <w:bCs/>
+          <w:sz w:val="28"/>
+          <w:szCs w:val="28"/>
+        </w:rPr>
+        <w:t>type</w:t>
+      </w:r>
+      <w:r>
+        <w:rPr>
+          <w:sz w:val="28"/>
+          <w:szCs w:val="28"/>
+        </w:rPr>
+        <w:t xml:space="preserve"> choisi</w:t>
+      </w:r>
     </w:p>
     <w:p>
       <w:pPr>
@@ -4217,29 +5102,57 @@
           <w:sz w:val="28"/>
           <w:szCs w:val="28"/>
         </w:rPr>
-        <w:t>/</w:t>
-      </w:r>
-      <w:proofErr w:type="spellStart"/>
-      <w:r>
-        <w:rPr>
-          <w:b/>
-          <w:bCs/>
-          <w:sz w:val="28"/>
-          <w:szCs w:val="28"/>
-        </w:rPr>
-        <w:t>auth</w:t>
-      </w:r>
-      <w:proofErr w:type="spellEnd"/>
-      <w:r>
-        <w:rPr>
-          <w:b/>
-          <w:bCs/>
-          <w:sz w:val="28"/>
-          <w:szCs w:val="28"/>
-        </w:rPr>
-        <w:t>/</w:t>
-      </w:r>
-      <w:proofErr w:type="spellStart"/>
+        <w:t>/auth/</w:t>
+      </w:r>
+      <w:r>
+        <w:rPr>
+          <w:b/>
+          <w:bCs/>
+          <w:sz w:val="28"/>
+          <w:szCs w:val="28"/>
+        </w:rPr>
+        <w:t>createClient</w:t>
+      </w:r>
+      <w:r>
+        <w:rPr>
+          <w:b/>
+          <w:bCs/>
+          <w:sz w:val="28"/>
+          <w:szCs w:val="28"/>
+        </w:rPr>
+        <w:t xml:space="preserve">, </w:t>
+      </w:r>
+      <w:r>
+        <w:rPr>
+          <w:sz w:val="28"/>
+          <w:szCs w:val="28"/>
+        </w:rPr>
+        <w:t>créer explicitement un client</w:t>
+      </w:r>
+    </w:p>
+    <w:p>
+      <w:pPr>
+        <w:pStyle w:val="Paragraphedeliste"/>
+        <w:numPr>
+          <w:ilvl w:val="0"/>
+          <w:numId w:val="3"/>
+        </w:numPr>
+        <w:rPr>
+          <w:b/>
+          <w:bCs/>
+          <w:sz w:val="28"/>
+          <w:szCs w:val="28"/>
+        </w:rPr>
+      </w:pPr>
+      <w:r>
+        <w:rPr>
+          <w:b/>
+          <w:bCs/>
+          <w:sz w:val="28"/>
+          <w:szCs w:val="28"/>
+        </w:rPr>
+        <w:t>/auth/</w:t>
+      </w:r>
       <w:r>
         <w:rPr>
           <w:b/>
@@ -4258,7 +5171,22 @@
         </w:rPr>
         <w:t>ateur</w:t>
       </w:r>
-      <w:proofErr w:type="spellEnd"/>
+      <w:r>
+        <w:rPr>
+          <w:b/>
+          <w:bCs/>
+          <w:sz w:val="28"/>
+          <w:szCs w:val="28"/>
+        </w:rPr>
+        <w:t xml:space="preserve">, </w:t>
+      </w:r>
+      <w:r>
+        <w:rPr>
+          <w:sz w:val="28"/>
+          <w:szCs w:val="28"/>
+        </w:rPr>
+        <w:t>créer explicitement un utilisateur</w:t>
+      </w:r>
     </w:p>
     <w:p/>
     <w:sectPr>
@@ -4605,15 +5533,6 @@
   </w:num>
   <w:num w:numId="4" w16cid:durableId="204106766">
     <w:abstractNumId w:val="0"/>
-    <w:lvlOverride w:ilvl="0"/>
-    <w:lvlOverride w:ilvl="1"/>
-    <w:lvlOverride w:ilvl="2"/>
-    <w:lvlOverride w:ilvl="3"/>
-    <w:lvlOverride w:ilvl="4"/>
-    <w:lvlOverride w:ilvl="5"/>
-    <w:lvlOverride w:ilvl="6"/>
-    <w:lvlOverride w:ilvl="7"/>
-    <w:lvlOverride w:ilvl="8"/>
   </w:num>
 </w:numbering>
 </file>
@@ -5222,6 +6141,7 @@
   <w:style w:type="character" w:default="1" w:styleId="Policepardfaut">
     <w:name w:val="Default Paragraph Font"/>
     <w:uiPriority w:val="1"/>
+    <w:semiHidden/>
     <w:unhideWhenUsed/>
   </w:style>
   <w:style w:type="table" w:default="1" w:styleId="TableauNormal">
@@ -5890,23 +6810,6 @@
 </file>
 
 <file path=customXml/item1.xml><?xml version="1.0" encoding="utf-8"?>
-<p:properties xmlns:p="http://schemas.microsoft.com/office/2006/metadata/properties" xmlns:xsi="http://www.w3.org/2001/XMLSchema-instance" xmlns:pc="http://schemas.microsoft.com/office/infopath/2007/PartnerControls">
-  <documentManagement>
-    <_activity xmlns="b2b4ec58-5772-4995-a3c2-31ca8a94073c" xsi:nil="true"/>
-  </documentManagement>
-</p:properties>
-</file>
-
-<file path=customXml/item2.xml><?xml version="1.0" encoding="utf-8"?>
-<?mso-contentType ?>
-<FormTemplates xmlns="http://schemas.microsoft.com/sharepoint/v3/contenttype/forms">
-  <Display>DocumentLibraryForm</Display>
-  <Edit>DocumentLibraryForm</Edit>
-  <New>DocumentLibraryForm</New>
-</FormTemplates>
-</file>
-
-<file path=customXml/item3.xml><?xml version="1.0" encoding="utf-8"?>
 <ct:contentTypeSchema xmlns:ct="http://schemas.microsoft.com/office/2006/metadata/contentType" xmlns:ma="http://schemas.microsoft.com/office/2006/metadata/properties/metaAttributes" ct:_="" ma:_="" ma:contentTypeName="Document" ma:contentTypeID="0x010100385F1B371E737F49B99795C0A0F59E71" ma:contentTypeVersion="12" ma:contentTypeDescription="Crée un document." ma:contentTypeScope="" ma:versionID="9245d8af87260676750dc5ffb5d0e500">
   <xsd:schema xmlns:xsd="http://www.w3.org/2001/XMLSchema" xmlns:xs="http://www.w3.org/2001/XMLSchema" xmlns:p="http://schemas.microsoft.com/office/2006/metadata/properties" xmlns:ns3="b2b4ec58-5772-4995-a3c2-31ca8a94073c" targetNamespace="http://schemas.microsoft.com/office/2006/metadata/properties" ma:root="true" ma:fieldsID="ade613ffcb8a8b855fbe064479939316" ns3:_="">
     <xsd:import namespace="b2b4ec58-5772-4995-a3c2-31ca8a94073c"/>
@@ -6100,25 +7003,24 @@
 </ct:contentTypeSchema>
 </file>
 
-<file path=customXml/itemProps1.xml><?xml version="1.0" encoding="utf-8"?>
-<ds:datastoreItem xmlns:ds="http://schemas.openxmlformats.org/officeDocument/2006/customXml" ds:itemID="{2B0508F5-37AB-4385-B998-BB5C820F0EA3}">
-  <ds:schemaRefs>
-    <ds:schemaRef ds:uri="http://schemas.microsoft.com/office/2006/metadata/properties"/>
-    <ds:schemaRef ds:uri="http://schemas.microsoft.com/office/infopath/2007/PartnerControls"/>
-    <ds:schemaRef ds:uri="b2b4ec58-5772-4995-a3c2-31ca8a94073c"/>
-  </ds:schemaRefs>
-</ds:datastoreItem>
+<file path=customXml/item2.xml><?xml version="1.0" encoding="utf-8"?>
+<?mso-contentType ?>
+<FormTemplates xmlns="http://schemas.microsoft.com/sharepoint/v3/contenttype/forms">
+  <Display>DocumentLibraryForm</Display>
+  <Edit>DocumentLibraryForm</Edit>
+  <New>DocumentLibraryForm</New>
+</FormTemplates>
 </file>
 
-<file path=customXml/itemProps2.xml><?xml version="1.0" encoding="utf-8"?>
-<ds:datastoreItem xmlns:ds="http://schemas.openxmlformats.org/officeDocument/2006/customXml" ds:itemID="{28D743D6-CFDA-4AF0-A045-945541328C3F}">
-  <ds:schemaRefs>
-    <ds:schemaRef ds:uri="http://schemas.microsoft.com/sharepoint/v3/contenttype/forms"/>
-  </ds:schemaRefs>
-</ds:datastoreItem>
+<file path=customXml/item3.xml><?xml version="1.0" encoding="utf-8"?>
+<p:properties xmlns:p="http://schemas.microsoft.com/office/2006/metadata/properties" xmlns:xsi="http://www.w3.org/2001/XMLSchema-instance" xmlns:pc="http://schemas.microsoft.com/office/infopath/2007/PartnerControls">
+  <documentManagement>
+    <_activity xmlns="b2b4ec58-5772-4995-a3c2-31ca8a94073c" xsi:nil="true"/>
+  </documentManagement>
+</p:properties>
 </file>
 
-<file path=customXml/itemProps3.xml><?xml version="1.0" encoding="utf-8"?>
+<file path=customXml/itemProps1.xml><?xml version="1.0" encoding="utf-8"?>
 <ds:datastoreItem xmlns:ds="http://schemas.openxmlformats.org/officeDocument/2006/customXml" ds:itemID="{5FCC0833-6686-4FED-AD8B-2E67C40500AE}">
   <ds:schemaRefs>
     <ds:schemaRef ds:uri="http://schemas.microsoft.com/office/2006/metadata/contentType"/>
@@ -6134,4 +7036,22 @@
     <ds:schemaRef ds:uri="http://schemas.microsoft.com/internal/obd"/>
   </ds:schemaRefs>
 </ds:datastoreItem>
+</file>
+
+<file path=customXml/itemProps2.xml><?xml version="1.0" encoding="utf-8"?>
+<ds:datastoreItem xmlns:ds="http://schemas.openxmlformats.org/officeDocument/2006/customXml" ds:itemID="{28D743D6-CFDA-4AF0-A045-945541328C3F}">
+  <ds:schemaRefs>
+    <ds:schemaRef ds:uri="http://schemas.microsoft.com/sharepoint/v3/contenttype/forms"/>
+  </ds:schemaRefs>
+</ds:datastoreItem>
+</file>
+
+<file path=customXml/itemProps3.xml><?xml version="1.0" encoding="utf-8"?>
+<ds:datastoreItem xmlns:ds="http://schemas.openxmlformats.org/officeDocument/2006/customXml" ds:itemID="{2B0508F5-37AB-4385-B998-BB5C820F0EA3}">
+  <ds:schemaRefs>
+    <ds:schemaRef ds:uri="http://schemas.microsoft.com/office/2006/metadata/properties"/>
+    <ds:schemaRef ds:uri="http://schemas.microsoft.com/office/infopath/2007/PartnerControls"/>
+    <ds:schemaRef ds:uri="b2b4ec58-5772-4995-a3c2-31ca8a94073c"/>
+  </ds:schemaRefs>
+</ds:datastoreItem>
 </file>